--- a/docs/Volume I/Chapter 1/Volume-I-Chapter-1-Theory.docx
+++ b/docs/Volume I/Chapter 1/Volume-I-Chapter-1-Theory.docx
@@ -1106,7 +1106,7 @@
   <w:docDefaults>
     <w:rPrDefault>
       <w:rPr>
-        <w:rFonts w:asciiTheme="minorHAnsi" w:cstheme="minorBidi" w:eastAsiaTheme="minorEastAsia" w:hAnsiTheme="minorHAnsi"/>
+        <w:rFonts w:ascii="Arial" w:cs="Arial" w:eastAsia="Arial" w:hAnsi="Arial"/>
         <w:sz w:val="24"/>
         <w:szCs w:val="24"/>
         <w:lang w:bidi="ar-SA" w:eastAsia="zh-CN" w:val="en-US"/>
@@ -1114,7 +1114,8 @@
     </w:rPrDefault>
     <w:pPrDefault>
       <w:pPr>
-        <w:spacing w:after="200"/>
+        <w:spacing w:after="200" w:line="360" w:lineRule="auto"/>
+        <w:jc w:val="both"/>
       </w:pPr>
     </w:pPrDefault>
   </w:docDefaults>
@@ -1122,6 +1123,15 @@
   <w:style w:default="1" w:styleId="Normal" w:type="paragraph">
     <w:name w:val="Normal"/>
     <w:qFormat/>
+    <w:pPr>
+      <w:spacing w:line="360" w:lineRule="auto"/>
+      <w:jc w:val="both"/>
+    </w:pPr>
+    <w:rPr>
+      <w:rFonts w:ascii="Arial" w:cs="Arial" w:eastAsia="Arial" w:hAnsi="Arial"/>
+      <w:sz w:val="24"/>
+      <w:szCs w:val="24"/>
+    </w:rPr>
   </w:style>
   <w:style w:styleId="BodyText" w:type="paragraph">
     <w:name w:val="Body Text"/>
@@ -1186,6 +1196,7 @@
     <w:qFormat/>
     <w:rsid w:val="00A10FD9"/>
     <w:pPr>
+      <w:jc w:val="left"/>
       <w:numPr>
         <w:ilvl w:val="1"/>
       </w:numPr>
@@ -1288,6 +1299,7 @@
     <w:qFormat/>
     <w:rsid w:val="00A10FD9"/>
     <w:pPr>
+      <w:jc w:val="left"/>
       <w:keepNext/>
       <w:keepLines/>
       <w:spacing w:after="80" w:before="360"/>
@@ -1311,6 +1323,7 @@
     <w:qFormat/>
     <w:rsid w:val="00A10FD9"/>
     <w:pPr>
+      <w:jc w:val="left"/>
       <w:keepNext/>
       <w:keepLines/>
       <w:spacing w:after="80" w:before="160"/>
@@ -1334,6 +1347,7 @@
     <w:qFormat/>
     <w:rsid w:val="00A10FD9"/>
     <w:pPr>
+      <w:jc w:val="left"/>
       <w:keepNext/>
       <w:keepLines/>
       <w:spacing w:after="80" w:before="160"/>
@@ -1357,6 +1371,7 @@
     <w:qFormat/>
     <w:rsid w:val="00A10FD9"/>
     <w:pPr>
+      <w:jc w:val="left"/>
       <w:keepNext/>
       <w:keepLines/>
       <w:spacing w:after="40" w:before="80"/>
@@ -1380,6 +1395,7 @@
     <w:qFormat/>
     <w:rsid w:val="00A10FD9"/>
     <w:pPr>
+      <w:jc w:val="left"/>
       <w:keepNext/>
       <w:keepLines/>
       <w:spacing w:after="40" w:before="80"/>
@@ -1401,6 +1417,7 @@
     <w:qFormat/>
     <w:rsid w:val="00A10FD9"/>
     <w:pPr>
+      <w:jc w:val="left"/>
       <w:keepNext/>
       <w:keepLines/>
       <w:spacing w:after="0" w:before="40"/>
@@ -1747,6 +1764,7 @@
     <w:unhideWhenUsed/>
     <w:qFormat/>
     <w:pPr>
+      <w:jc w:val="left"/>
       <w:spacing w:before="240" w:line="259" w:lineRule="auto"/>
       <w:outlineLvl w:val="9"/>
     </w:pPr>
@@ -2037,7 +2055,7 @@
     </a:clrScheme>
     <a:fontScheme name="Office">
       <a:majorFont>
-        <a:latin typeface="Aptos Display" panose="02110004020202020204"/>
+        <a:latin typeface="Arial" panose="02110004020202020204"/>
         <a:ea typeface=""/>
         <a:cs typeface=""/>
         <a:font script="Jpan" typeface="游ゴシック Light"/>
@@ -2089,7 +2107,7 @@
         <a:font script="Tfng" typeface="Ebrima"/>
       </a:majorFont>
       <a:minorFont>
-        <a:latin typeface="Aptos" panose="02110004020202020204"/>
+        <a:latin typeface="Arial" panose="02110004020202020204"/>
         <a:ea typeface=""/>
         <a:cs typeface=""/>
         <a:font script="Jpan" typeface="游明朝"/>
